--- a/az/stories/try-to-think-this-way.docx
+++ b/az/stories/try-to-think-this-way.docx
@@ -76,11 +76,7 @@
         <w:ind w:left="227" w:right="113"/>
       </w:pPr>
       <w:r>
-        <w:rPr>
-          <w:i/>
-          <w:color w:val="333333"/>
-        </w:rPr>
-        <w:t>Düşüncəni dəyişmək həyatını dəyişməyin ilk addımıdır. “Bacarmaram” demək yolu bağlayır, “öyrənərəm” demək isə yeni imkanlar açır. Uğursuzluq son deyil, inkişaf fürsətidir.</w:t>
+        <w:t>Düşüncəni dəyişmək həyatını dəyişməyin ilk addımıdır. «Bacarmaram» demək yolu bağlayır, «öyrənərəm» demək isə yeni imkanlar açır. Uğursuzluq son deyil, inkişaf fürsətidir.</w:t>
       </w:r>
     </w:p>
     <w:p/>
